--- a/Week-03/Week3_ML_Model_Development_and_Evaluation_Plan.docx
+++ b/Week-03/Week3_ML_Model_Development_and_Evaluation_Plan.docx
@@ -2253,7 +2253,7 @@
       <w:r>
         <w:drawing>
           <wp:inline xmlns:a="http://schemas.openxmlformats.org/drawingml/2006/main" xmlns:pic="http://schemas.openxmlformats.org/drawingml/2006/picture">
-            <wp:extent cx="5852160" cy="3274967"/>
+            <wp:extent cx="5852160" cy="3272492"/>
             <wp:docPr id="5" name="Picture 5"/>
             <wp:cNvGraphicFramePr>
               <a:graphicFrameLocks noChangeAspect="1"/>
@@ -2274,7 +2274,7 @@
                   <pic:spPr>
                     <a:xfrm>
                       <a:off x="0" y="0"/>
-                      <a:ext cx="5852160" cy="3274967"/>
+                      <a:ext cx="5852160" cy="3272492"/>
                     </a:xfrm>
                     <a:prstGeom prst="rect"/>
                   </pic:spPr>
